--- a/public/Greencoat_Intimate_Care_Toileting_Policy_Mar2026.docx
+++ b/public/Greencoat_Intimate_Care_Toileting_Policy_Mar2026.docx
@@ -87,7 +87,7 @@
           <w:sz w:val="22"/>
           <w:szCs w:val="22"/>
         </w:rPr>
-        <w:t xml:space="preserve">This policy replaces the previous Nappy Changing Policy and Respectful Intimate Care Policy and should be read alongside the Safeguarding Children and Child Protection Policy, the SEND Policy, and the Parents as Partners Policy.</w:t>
+        <w:t>This policy covers all intimate care and toileting procedures. It should be read alongside the Safeguarding Children and Child Protection Policy.</w:t>
       </w:r>
     </w:p>
     <w:p>
